--- a/data/canary/valcan_pack_2026-04-12/_VALCAN_2026/30_FIELD_ENGINEERING/valcanary_msr_delta_2024_08_22.docx
+++ b/data/canary/valcan_pack_2026-04-12/_VALCAN_2026/30_FIELD_ENGINEERING/valcanary_msr_delta_2024_08_22.docx
@@ -7,7 +7,7 @@
         <w:pStyle w:val="Title"/>
       </w:pPr>
       <w:r>
-        <w:t>Validation Maintenance Service Report VALSITE-DELTA 2024-08-22</w:t>
+        <w:t>Validation Maintenance Service Report Validation Delta Site 2024-08-22</w:t>
       </w:r>
     </w:p>
     <w:p>
@@ -55,12 +55,12 @@
     </w:p>
     <w:p>
       <w:r>
-        <w:t>Event ID: VALEVT-2024-009</w:t>
+        <w:t>Event ID: Event 2024-009</w:t>
       </w:r>
     </w:p>
     <w:p>
       <w:r>
-        <w:t>Site: VALSITE-DELTA</w:t>
+        <w:t>Site: Validation Delta Site</w:t>
       </w:r>
     </w:p>
     <w:p>
